--- a/docs/Course/GE2021/03_Lecture_Note/LectureNote_Chad/PPT/chapter2/chapter2_note.docx
+++ b/docs/Course/GE2021/03_Lecture_Note/LectureNote_Chad/PPT/chapter2/chapter2_note.docx
@@ -31,7 +31,7 @@
         <w:pStyle w:val="Date"/>
       </w:pPr>
       <w:r>
-        <w:t xml:space="preserve">Fri, 28 February 2025</w:t>
+        <w:t xml:space="preserve">Sat, 1 March 2025</w:t>
       </w:r>
     </w:p>
     <w:bookmarkStart w:id="22" w:name="learning-objectives"/>

--- a/docs/Course/GE2021/03_Lecture_Note/LectureNote_Chad/PPT/chapter2/chapter2_note.docx
+++ b/docs/Course/GE2021/03_Lecture_Note/LectureNote_Chad/PPT/chapter2/chapter2_note.docx
@@ -31,7 +31,7 @@
         <w:pStyle w:val="Date"/>
       </w:pPr>
       <w:r>
-        <w:t xml:space="preserve">Sat, 1 March 2025</w:t>
+        <w:t xml:space="preserve">Mon, 3 March 2025</w:t>
       </w:r>
     </w:p>
     <w:bookmarkStart w:id="22" w:name="learning-objectives"/>

--- a/docs/Course/GE2021/03_Lecture_Note/LectureNote_Chad/PPT/chapter2/chapter2_note.docx
+++ b/docs/Course/GE2021/03_Lecture_Note/LectureNote_Chad/PPT/chapter2/chapter2_note.docx
@@ -31,7 +31,7 @@
         <w:pStyle w:val="Date"/>
       </w:pPr>
       <w:r>
-        <w:t xml:space="preserve">Mon, 3 March 2025</w:t>
+        <w:t xml:space="preserve">Sun, 9 March 2025</w:t>
       </w:r>
     </w:p>
     <w:bookmarkStart w:id="22" w:name="learning-objectives"/>
@@ -1555,16 +1555,76 @@
     </w:p>
     <w:bookmarkEnd w:id="50"/>
     <w:bookmarkEnd w:id="51"/>
-    <w:bookmarkStart w:id="55" w:name="house-management"/>
+    <w:bookmarkStart w:id="52" w:name="class-activities"/>
     <w:p>
       <w:pPr>
         <w:pStyle w:val="Heading1"/>
       </w:pPr>
       <w:r>
+        <w:t xml:space="preserve">Class Activities:</w:t>
+      </w:r>
+    </w:p>
+    <w:p>
+      <w:pPr>
+        <w:pStyle w:val="Compact"/>
+        <w:numPr>
+          <w:ilvl w:val="0"/>
+          <w:numId w:val="1023"/>
+        </w:numPr>
+      </w:pPr>
+      <w:r>
+        <w:t xml:space="preserve">A researcher is interested in studying the relationship between perceived social support and mental health outcomes among adult males in New York City. Individually, develop a null and two alternative hypotheses (one directional and one nondirectional) to study this relationship. Use the null and alternative hypothesis notation introduced in this chapter. Finally, share and comment on the hypotheses of the person sitting next to you.</w:t>
+      </w:r>
+    </w:p>
+    <w:p>
+      <w:r>
+        <w:pict>
+          <v:rect style="width:0;height:1.5pt" o:hralign="center" o:hrstd="t" o:hr="t"/>
+        </w:pict>
+      </w:r>
+    </w:p>
+    <w:p>
+      <w:pPr>
+        <w:pStyle w:val="Compact"/>
+        <w:numPr>
+          <w:ilvl w:val="0"/>
+          <w:numId w:val="1024"/>
+        </w:numPr>
+      </w:pPr>
+      <w:r>
+        <w:t xml:space="preserve">A study shows that drinking tea is associated with decreased heart disease. Discuss the plausibility of this relationship and whether you can assume, based on this association, that drinking tea causes decreased risk for heart disease. Is there any reason you might question this relationship? What else might explain this relationship?</w:t>
+      </w:r>
+    </w:p>
+    <w:p>
+      <w:r>
+        <w:pict>
+          <v:rect style="width:0;height:1.5pt" o:hralign="center" o:hrstd="t" o:hr="t"/>
+        </w:pict>
+      </w:r>
+    </w:p>
+    <w:p>
+      <w:pPr>
+        <w:pStyle w:val="Compact"/>
+        <w:numPr>
+          <w:ilvl w:val="0"/>
+          <w:numId w:val="1025"/>
+        </w:numPr>
+      </w:pPr>
+      <w:r>
+        <w:t xml:space="preserve">A researcher is interested in measuring the socioeconomic status (SES) of a population. She proposes to ask members of this population about their level of income to measure. Discuss limitations to this particular operationalization of SES. What might be other ways to operationalize SES? Discuss limitations of each of these strategies.</w:t>
+      </w:r>
+    </w:p>
+    <w:bookmarkEnd w:id="52"/>
+    <w:bookmarkStart w:id="56" w:name="house-management"/>
+    <w:p>
+      <w:pPr>
+        <w:pStyle w:val="Heading1"/>
+      </w:pPr>
+      <w:r>
         <w:t xml:space="preserve">House management</w:t>
       </w:r>
     </w:p>
-    <w:bookmarkStart w:id="52" w:name="more-to-read"/>
+    <w:bookmarkStart w:id="53" w:name="more-to-read"/>
     <w:p>
       <w:pPr>
         <w:pStyle w:val="Heading2"/>
@@ -1578,15 +1638,15 @@
         <w:pStyle w:val="Compact"/>
         <w:numPr>
           <w:ilvl w:val="0"/>
-          <w:numId w:val="1023"/>
+          <w:numId w:val="1026"/>
         </w:numPr>
       </w:pPr>
       <w:r>
         <w:t xml:space="preserve">Colquitt, J. A., &amp; George, G. (2011). Publishing in AMJ—part 1: Topic choice. Academy of management journal. Academy of Management Briarcliff Manor, NY.</w:t>
       </w:r>
     </w:p>
-    <w:bookmarkEnd w:id="52"/>
-    <w:bookmarkStart w:id="53" w:name="assignment"/>
+    <w:bookmarkEnd w:id="53"/>
+    <w:bookmarkStart w:id="54" w:name="assignment"/>
     <w:p>
       <w:pPr>
         <w:pStyle w:val="Heading2"/>
@@ -1600,7 +1660,7 @@
         <w:pStyle w:val="Compact"/>
         <w:numPr>
           <w:ilvl w:val="0"/>
-          <w:numId w:val="1024"/>
+          <w:numId w:val="1027"/>
         </w:numPr>
       </w:pPr>
       <w:r>
@@ -1612,7 +1672,7 @@
         <w:pStyle w:val="Compact"/>
         <w:numPr>
           <w:ilvl w:val="1"/>
-          <w:numId w:val="1025"/>
+          <w:numId w:val="1028"/>
         </w:numPr>
       </w:pPr>
       <w:r>
@@ -1624,7 +1684,7 @@
         <w:pStyle w:val="Compact"/>
         <w:numPr>
           <w:ilvl w:val="1"/>
-          <w:numId w:val="1025"/>
+          <w:numId w:val="1028"/>
         </w:numPr>
       </w:pPr>
       <w:r>
@@ -1636,7 +1696,7 @@
         <w:pStyle w:val="Compact"/>
         <w:numPr>
           <w:ilvl w:val="1"/>
-          <w:numId w:val="1025"/>
+          <w:numId w:val="1028"/>
         </w:numPr>
       </w:pPr>
       <w:r>
@@ -1648,7 +1708,7 @@
         <w:pStyle w:val="Compact"/>
         <w:numPr>
           <w:ilvl w:val="0"/>
-          <w:numId w:val="1024"/>
+          <w:numId w:val="1027"/>
         </w:numPr>
       </w:pPr>
       <w:r>
@@ -1660,7 +1720,7 @@
         <w:pStyle w:val="Compact"/>
         <w:numPr>
           <w:ilvl w:val="1"/>
-          <w:numId w:val="1026"/>
+          <w:numId w:val="1029"/>
         </w:numPr>
       </w:pPr>
       <w:r>
@@ -1672,7 +1732,7 @@
         <w:pStyle w:val="Compact"/>
         <w:numPr>
           <w:ilvl w:val="1"/>
-          <w:numId w:val="1026"/>
+          <w:numId w:val="1029"/>
         </w:numPr>
       </w:pPr>
       <w:r>
@@ -1684,7 +1744,7 @@
         <w:pStyle w:val="Compact"/>
         <w:numPr>
           <w:ilvl w:val="1"/>
-          <w:numId w:val="1026"/>
+          <w:numId w:val="1029"/>
         </w:numPr>
       </w:pPr>
       <w:r>
@@ -1715,7 +1775,7 @@
         <w:pStyle w:val="Compact"/>
         <w:numPr>
           <w:ilvl w:val="0"/>
-          <w:numId w:val="1027"/>
+          <w:numId w:val="1030"/>
         </w:numPr>
       </w:pPr>
       <w:r>
@@ -1727,7 +1787,7 @@
         <w:pStyle w:val="Compact"/>
         <w:numPr>
           <w:ilvl w:val="1"/>
-          <w:numId w:val="1028"/>
+          <w:numId w:val="1031"/>
         </w:numPr>
       </w:pPr>
       <w:r>
@@ -1739,7 +1799,7 @@
         <w:pStyle w:val="Compact"/>
         <w:numPr>
           <w:ilvl w:val="1"/>
-          <w:numId w:val="1028"/>
+          <w:numId w:val="1031"/>
         </w:numPr>
       </w:pPr>
       <w:r>
@@ -1751,7 +1811,7 @@
         <w:pStyle w:val="Compact"/>
         <w:numPr>
           <w:ilvl w:val="0"/>
-          <w:numId w:val="1027"/>
+          <w:numId w:val="1030"/>
         </w:numPr>
       </w:pPr>
       <w:r>
@@ -1763,7 +1823,7 @@
         <w:pStyle w:val="Compact"/>
         <w:numPr>
           <w:ilvl w:val="1"/>
-          <w:numId w:val="1029"/>
+          <w:numId w:val="1032"/>
         </w:numPr>
       </w:pPr>
       <w:r>
@@ -1775,7 +1835,7 @@
         <w:pStyle w:val="Compact"/>
         <w:numPr>
           <w:ilvl w:val="1"/>
-          <w:numId w:val="1029"/>
+          <w:numId w:val="1032"/>
         </w:numPr>
       </w:pPr>
       <w:r>
@@ -1794,7 +1854,7 @@
         <w:pStyle w:val="Compact"/>
         <w:numPr>
           <w:ilvl w:val="0"/>
-          <w:numId w:val="1030"/>
+          <w:numId w:val="1033"/>
         </w:numPr>
       </w:pPr>
       <w:r>
@@ -1806,7 +1866,7 @@
         <w:pStyle w:val="Compact"/>
         <w:numPr>
           <w:ilvl w:val="1"/>
-          <w:numId w:val="1031"/>
+          <w:numId w:val="1034"/>
         </w:numPr>
       </w:pPr>
       <w:r>
@@ -1818,7 +1878,7 @@
         <w:pStyle w:val="Compact"/>
         <w:numPr>
           <w:ilvl w:val="1"/>
-          <w:numId w:val="1031"/>
+          <w:numId w:val="1034"/>
         </w:numPr>
       </w:pPr>
       <w:r>
@@ -1830,7 +1890,7 @@
         <w:pStyle w:val="Compact"/>
         <w:numPr>
           <w:ilvl w:val="0"/>
-          <w:numId w:val="1030"/>
+          <w:numId w:val="1033"/>
         </w:numPr>
       </w:pPr>
       <w:r>
@@ -1842,7 +1902,7 @@
         <w:pStyle w:val="Compact"/>
         <w:numPr>
           <w:ilvl w:val="1"/>
-          <w:numId w:val="1032"/>
+          <w:numId w:val="1035"/>
         </w:numPr>
       </w:pPr>
       <w:r>
@@ -1854,7 +1914,7 @@
         <w:pStyle w:val="Compact"/>
         <w:numPr>
           <w:ilvl w:val="1"/>
-          <w:numId w:val="1032"/>
+          <w:numId w:val="1035"/>
         </w:numPr>
       </w:pPr>
       <w:r>
@@ -1873,7 +1933,7 @@
         <w:pStyle w:val="Compact"/>
         <w:numPr>
           <w:ilvl w:val="0"/>
-          <w:numId w:val="1033"/>
+          <w:numId w:val="1036"/>
         </w:numPr>
       </w:pPr>
       <w:r>
@@ -1885,7 +1945,7 @@
         <w:pStyle w:val="Compact"/>
         <w:numPr>
           <w:ilvl w:val="1"/>
-          <w:numId w:val="1034"/>
+          <w:numId w:val="1037"/>
         </w:numPr>
       </w:pPr>
       <w:r>
@@ -1897,7 +1957,7 @@
         <w:pStyle w:val="Compact"/>
         <w:numPr>
           <w:ilvl w:val="1"/>
-          <w:numId w:val="1034"/>
+          <w:numId w:val="1037"/>
         </w:numPr>
       </w:pPr>
       <w:r>
@@ -1909,7 +1969,7 @@
         <w:pStyle w:val="Compact"/>
         <w:numPr>
           <w:ilvl w:val="0"/>
-          <w:numId w:val="1033"/>
+          <w:numId w:val="1036"/>
         </w:numPr>
       </w:pPr>
       <w:r>
@@ -1921,7 +1981,7 @@
         <w:pStyle w:val="Compact"/>
         <w:numPr>
           <w:ilvl w:val="1"/>
-          <w:numId w:val="1035"/>
+          <w:numId w:val="1038"/>
         </w:numPr>
       </w:pPr>
       <w:r>
@@ -1933,7 +1993,7 @@
         <w:pStyle w:val="Compact"/>
         <w:numPr>
           <w:ilvl w:val="1"/>
-          <w:numId w:val="1035"/>
+          <w:numId w:val="1038"/>
         </w:numPr>
       </w:pPr>
       <w:r>
@@ -1952,7 +2012,7 @@
         <w:pStyle w:val="Compact"/>
         <w:numPr>
           <w:ilvl w:val="0"/>
-          <w:numId w:val="1036"/>
+          <w:numId w:val="1039"/>
         </w:numPr>
       </w:pPr>
       <w:r>
@@ -1964,7 +2024,7 @@
         <w:pStyle w:val="Compact"/>
         <w:numPr>
           <w:ilvl w:val="1"/>
-          <w:numId w:val="1037"/>
+          <w:numId w:val="1040"/>
         </w:numPr>
       </w:pPr>
       <w:r>
@@ -1976,15 +2036,15 @@
         <w:pStyle w:val="Compact"/>
         <w:numPr>
           <w:ilvl w:val="1"/>
-          <w:numId w:val="1037"/>
+          <w:numId w:val="1040"/>
         </w:numPr>
       </w:pPr>
       <w:r>
         <w:t xml:space="preserve">Presentation Feb27</w:t>
       </w:r>
     </w:p>
-    <w:bookmarkEnd w:id="53"/>
-    <w:bookmarkStart w:id="54" w:name="section"/>
+    <w:bookmarkEnd w:id="54"/>
+    <w:bookmarkStart w:id="55" w:name="section"/>
     <w:p>
       <w:pPr>
         <w:pStyle w:val="Heading2"/>
@@ -1995,107 +2055,11 @@
         <w:pStyle w:val="Compact"/>
         <w:numPr>
           <w:ilvl w:val="0"/>
-          <w:numId w:val="1038"/>
+          <w:numId w:val="1041"/>
         </w:numPr>
       </w:pPr>
       <w:r>
         <w:t xml:space="preserve">Exporing reserach topic</w:t>
-      </w:r>
-    </w:p>
-    <w:p>
-      <w:pPr>
-        <w:pStyle w:val="Compact"/>
-        <w:numPr>
-          <w:ilvl w:val="1"/>
-          <w:numId w:val="1039"/>
-        </w:numPr>
-      </w:pPr>
-      <w:r>
-        <w:t xml:space="preserve">Search research articles of the subject that you may have interest in</w:t>
-      </w:r>
-    </w:p>
-    <w:p>
-      <w:pPr>
-        <w:pStyle w:val="Compact"/>
-        <w:numPr>
-          <w:ilvl w:val="1"/>
-          <w:numId w:val="1039"/>
-        </w:numPr>
-      </w:pPr>
-      <w:r>
-        <w:t xml:space="preserve">Choose three research topics/subjects</w:t>
-      </w:r>
-    </w:p>
-    <w:p>
-      <w:pPr>
-        <w:pStyle w:val="Compact"/>
-        <w:numPr>
-          <w:ilvl w:val="1"/>
-          <w:numId w:val="1039"/>
-        </w:numPr>
-      </w:pPr>
-      <w:r>
-        <w:t xml:space="preserve">Writing an academic report as an essay format,</w:t>
-      </w:r>
-      <w:r>
-        <w:t xml:space="preserve"> </w:t>
-      </w:r>
-      <w:r>
-        <w:t xml:space="preserve">“three research topics”</w:t>
-      </w:r>
-      <w:r>
-        <w:t xml:space="preserve"> </w:t>
-      </w:r>
-      <w:r>
-        <w:t xml:space="preserve">that includes (three topics in a report)</w:t>
-      </w:r>
-    </w:p>
-    <w:p>
-      <w:pPr>
-        <w:pStyle w:val="Compact"/>
-        <w:numPr>
-          <w:ilvl w:val="2"/>
-          <w:numId w:val="1040"/>
-        </w:numPr>
-      </w:pPr>
-      <w:r>
-        <w:t xml:space="preserve">Motivation(reason to choose)</w:t>
-      </w:r>
-    </w:p>
-    <w:p>
-      <w:pPr>
-        <w:pStyle w:val="Compact"/>
-        <w:numPr>
-          <w:ilvl w:val="2"/>
-          <w:numId w:val="1040"/>
-        </w:numPr>
-      </w:pPr>
-      <w:r>
-        <w:t xml:space="preserve">summary of the related articles</w:t>
-      </w:r>
-    </w:p>
-    <w:p>
-      <w:pPr>
-        <w:pStyle w:val="Compact"/>
-        <w:numPr>
-          <w:ilvl w:val="2"/>
-          <w:numId w:val="1040"/>
-        </w:numPr>
-      </w:pPr>
-      <w:r>
-        <w:t xml:space="preserve">reference</w:t>
-      </w:r>
-    </w:p>
-    <w:p>
-      <w:pPr>
-        <w:pStyle w:val="Compact"/>
-        <w:numPr>
-          <w:ilvl w:val="0"/>
-          <w:numId w:val="1041"/>
-        </w:numPr>
-      </w:pPr>
-      <w:r>
-        <w:t xml:space="preserve">Group presentation and refelection essay</w:t>
       </w:r>
     </w:p>
     <w:p>
@@ -2107,19 +2071,7 @@
         </w:numPr>
       </w:pPr>
       <w:r>
-        <w:t xml:space="preserve">Read</w:t>
-      </w:r>
-      <w:r>
-        <w:t xml:space="preserve"> </w:t>
-      </w:r>
-      <w:r>
-        <w:t xml:space="preserve">“Colquitt, J. A., &amp; George, G. (2011). Publishing in AMJ—part 1: Topic choice. Academy of management journal. Academy of Management Briarcliff Manor, NY.”</w:t>
-      </w:r>
-      <w:r>
-        <w:t xml:space="preserve"> </w:t>
-      </w:r>
-      <w:r>
-        <w:t xml:space="preserve">and prepare your discussion (all students in class)</w:t>
+        <w:t xml:space="preserve">Search research articles of the subject that you may have interest in</w:t>
       </w:r>
     </w:p>
     <w:p>
@@ -2131,19 +2083,7 @@
         </w:numPr>
       </w:pPr>
       <w:r>
-        <w:t xml:space="preserve">A group prepare for presentation of</w:t>
-      </w:r>
-      <w:r>
-        <w:t xml:space="preserve"> </w:t>
-      </w:r>
-      <w:r>
-        <w:t xml:space="preserve">“Publishing in AMJ—part 1: Topic choice”</w:t>
-      </w:r>
-      <w:r>
-        <w:t xml:space="preserve"> </w:t>
-      </w:r>
-      <w:r>
-        <w:t xml:space="preserve">and lead discussion.</w:t>
+        <w:t xml:space="preserve">Choose three research topics/subjects</w:t>
       </w:r>
     </w:p>
     <w:p>
@@ -2152,6 +2092,126 @@
         <w:numPr>
           <w:ilvl w:val="1"/>
           <w:numId w:val="1042"/>
+        </w:numPr>
+      </w:pPr>
+      <w:r>
+        <w:t xml:space="preserve">Writing an academic report as an essay format,</w:t>
+      </w:r>
+      <w:r>
+        <w:t xml:space="preserve"> </w:t>
+      </w:r>
+      <w:r>
+        <w:t xml:space="preserve">“three research topics”</w:t>
+      </w:r>
+      <w:r>
+        <w:t xml:space="preserve"> </w:t>
+      </w:r>
+      <w:r>
+        <w:t xml:space="preserve">that includes (three topics in a report)</w:t>
+      </w:r>
+    </w:p>
+    <w:p>
+      <w:pPr>
+        <w:pStyle w:val="Compact"/>
+        <w:numPr>
+          <w:ilvl w:val="2"/>
+          <w:numId w:val="1043"/>
+        </w:numPr>
+      </w:pPr>
+      <w:r>
+        <w:t xml:space="preserve">Motivation(reason to choose)</w:t>
+      </w:r>
+    </w:p>
+    <w:p>
+      <w:pPr>
+        <w:pStyle w:val="Compact"/>
+        <w:numPr>
+          <w:ilvl w:val="2"/>
+          <w:numId w:val="1043"/>
+        </w:numPr>
+      </w:pPr>
+      <w:r>
+        <w:t xml:space="preserve">summary of the related articles</w:t>
+      </w:r>
+    </w:p>
+    <w:p>
+      <w:pPr>
+        <w:pStyle w:val="Compact"/>
+        <w:numPr>
+          <w:ilvl w:val="2"/>
+          <w:numId w:val="1043"/>
+        </w:numPr>
+      </w:pPr>
+      <w:r>
+        <w:t xml:space="preserve">reference</w:t>
+      </w:r>
+    </w:p>
+    <w:p>
+      <w:pPr>
+        <w:pStyle w:val="Compact"/>
+        <w:numPr>
+          <w:ilvl w:val="0"/>
+          <w:numId w:val="1044"/>
+        </w:numPr>
+      </w:pPr>
+      <w:r>
+        <w:t xml:space="preserve">Group presentation and refelection essay</w:t>
+      </w:r>
+    </w:p>
+    <w:p>
+      <w:pPr>
+        <w:pStyle w:val="Compact"/>
+        <w:numPr>
+          <w:ilvl w:val="1"/>
+          <w:numId w:val="1045"/>
+        </w:numPr>
+      </w:pPr>
+      <w:r>
+        <w:t xml:space="preserve">Read</w:t>
+      </w:r>
+      <w:r>
+        <w:t xml:space="preserve"> </w:t>
+      </w:r>
+      <w:r>
+        <w:t xml:space="preserve">“Colquitt, J. A., &amp; George, G. (2011). Publishing in AMJ—part 1: Topic choice. Academy of management journal. Academy of Management Briarcliff Manor, NY.”</w:t>
+      </w:r>
+      <w:r>
+        <w:t xml:space="preserve"> </w:t>
+      </w:r>
+      <w:r>
+        <w:t xml:space="preserve">and prepare your discussion (all students in class)</w:t>
+      </w:r>
+    </w:p>
+    <w:p>
+      <w:pPr>
+        <w:pStyle w:val="Compact"/>
+        <w:numPr>
+          <w:ilvl w:val="1"/>
+          <w:numId w:val="1045"/>
+        </w:numPr>
+      </w:pPr>
+      <w:r>
+        <w:t xml:space="preserve">A group prepare for presentation of</w:t>
+      </w:r>
+      <w:r>
+        <w:t xml:space="preserve"> </w:t>
+      </w:r>
+      <w:r>
+        <w:t xml:space="preserve">“Publishing in AMJ—part 1: Topic choice”</w:t>
+      </w:r>
+      <w:r>
+        <w:t xml:space="preserve"> </w:t>
+      </w:r>
+      <w:r>
+        <w:t xml:space="preserve">and lead discussion.</w:t>
+      </w:r>
+    </w:p>
+    <w:p>
+      <w:pPr>
+        <w:pStyle w:val="Compact"/>
+        <w:numPr>
+          <w:ilvl w:val="1"/>
+          <w:numId w:val="1045"/>
         </w:numPr>
       </w:pPr>
       <w:r>
@@ -2170,7 +2230,7 @@
         <w:pStyle w:val="Compact"/>
         <w:numPr>
           <w:ilvl w:val="0"/>
-          <w:numId w:val="1043"/>
+          <w:numId w:val="1046"/>
         </w:numPr>
       </w:pPr>
       <w:r>
@@ -2182,7 +2242,7 @@
         <w:pStyle w:val="Compact"/>
         <w:numPr>
           <w:ilvl w:val="1"/>
-          <w:numId w:val="1044"/>
+          <w:numId w:val="1047"/>
         </w:numPr>
       </w:pPr>
       <w:r>
@@ -2194,7 +2254,7 @@
         <w:pStyle w:val="Compact"/>
         <w:numPr>
           <w:ilvl w:val="1"/>
-          <w:numId w:val="1044"/>
+          <w:numId w:val="1047"/>
         </w:numPr>
       </w:pPr>
       <w:r>
@@ -2206,7 +2266,7 @@
         <w:pStyle w:val="Compact"/>
         <w:numPr>
           <w:ilvl w:val="2"/>
-          <w:numId w:val="1045"/>
+          <w:numId w:val="1048"/>
         </w:numPr>
       </w:pPr>
       <w:r>
@@ -2218,7 +2278,7 @@
         <w:pStyle w:val="Compact"/>
         <w:numPr>
           <w:ilvl w:val="1"/>
-          <w:numId w:val="1044"/>
+          <w:numId w:val="1047"/>
         </w:numPr>
       </w:pPr>
       <w:r>
@@ -2230,7 +2290,7 @@
         <w:pStyle w:val="Compact"/>
         <w:numPr>
           <w:ilvl w:val="0"/>
-          <w:numId w:val="1043"/>
+          <w:numId w:val="1046"/>
         </w:numPr>
       </w:pPr>
       <w:r>
@@ -2242,7 +2302,7 @@
         <w:pStyle w:val="Compact"/>
         <w:numPr>
           <w:ilvl w:val="1"/>
-          <w:numId w:val="1046"/>
+          <w:numId w:val="1049"/>
         </w:numPr>
       </w:pPr>
       <w:r>
@@ -2254,16 +2314,16 @@
         <w:pStyle w:val="Compact"/>
         <w:numPr>
           <w:ilvl w:val="1"/>
-          <w:numId w:val="1046"/>
+          <w:numId w:val="1049"/>
         </w:numPr>
       </w:pPr>
       <w:r>
         <w:t xml:space="preserve">NO LATE SUBMISSION ALLOWED!!!!</w:t>
       </w:r>
     </w:p>
-    <w:bookmarkEnd w:id="54"/>
     <w:bookmarkEnd w:id="55"/>
-    <w:bookmarkStart w:id="59" w:name="reference"/>
+    <w:bookmarkEnd w:id="56"/>
+    <w:bookmarkStart w:id="60" w:name="reference"/>
     <w:p>
       <w:pPr>
         <w:pStyle w:val="Heading1"/>
@@ -2272,8 +2332,8 @@
         <w:t xml:space="preserve">Reference</w:t>
       </w:r>
     </w:p>
-    <w:bookmarkStart w:id="58" w:name="refs"/>
-    <w:bookmarkStart w:id="56" w:name="ref-colquitt2011publishing"/>
+    <w:bookmarkStart w:id="59" w:name="refs"/>
+    <w:bookmarkStart w:id="57" w:name="ref-colquitt2011publishing"/>
     <w:p>
       <w:pPr>
         <w:pStyle w:val="Bibliography"/>
@@ -2295,8 +2355,8 @@
         <w:t xml:space="preserve">. Academy of Management Briarcliff Manor, NY.</w:t>
       </w:r>
     </w:p>
-    <w:bookmarkEnd w:id="56"/>
-    <w:bookmarkStart w:id="57" w:name="ref-textbook"/>
+    <w:bookmarkEnd w:id="57"/>
+    <w:bookmarkStart w:id="58" w:name="ref-textbook"/>
     <w:p>
       <w:pPr>
         <w:pStyle w:val="Bibliography"/>
@@ -2318,9 +2378,9 @@
         <w:t xml:space="preserve">. Sage.</w:t>
       </w:r>
     </w:p>
-    <w:bookmarkEnd w:id="57"/>
     <w:bookmarkEnd w:id="58"/>
     <w:bookmarkEnd w:id="59"/>
+    <w:bookmarkEnd w:id="60"/>
     <w:sectPr/>
   </w:body>
 </w:document>
@@ -2615,6 +2675,176 @@
       </w:rPr>
     </w:lvl>
   </w:abstractNum>
+  <w:abstractNum w:abstractNumId="99412">
+    <w:nsid w:val="00A99412"/>
+    <w:multiLevelType w:val="multilevel"/>
+    <w:lvl w:ilvl="0">
+      <w:start w:val="2"/>
+      <w:numFmt w:val="decimal"/>
+      <w:lvlText w:val="%1."/>
+      <w:lvlJc w:val="left"/>
+      <w:pPr>
+        <w:ind w:left="720" w:hanging="360"/>
+      </w:pPr>
+    </w:lvl>
+    <w:lvl w:ilvl="1">
+      <w:start w:val="2"/>
+      <w:numFmt w:val="decimal"/>
+      <w:lvlText w:val="%2."/>
+      <w:lvlJc w:val="left"/>
+      <w:pPr>
+        <w:ind w:left="1440" w:hanging="360"/>
+      </w:pPr>
+    </w:lvl>
+    <w:lvl w:ilvl="2">
+      <w:start w:val="2"/>
+      <w:numFmt w:val="decimal"/>
+      <w:lvlText w:val="%3."/>
+      <w:lvlJc w:val="left"/>
+      <w:pPr>
+        <w:ind w:left="2160" w:hanging="360"/>
+      </w:pPr>
+    </w:lvl>
+    <w:lvl w:ilvl="3">
+      <w:start w:val="2"/>
+      <w:numFmt w:val="decimal"/>
+      <w:lvlText w:val="%4."/>
+      <w:lvlJc w:val="left"/>
+      <w:pPr>
+        <w:ind w:left="2880" w:hanging="360"/>
+      </w:pPr>
+    </w:lvl>
+    <w:lvl w:ilvl="4">
+      <w:start w:val="2"/>
+      <w:numFmt w:val="decimal"/>
+      <w:lvlText w:val="%5."/>
+      <w:lvlJc w:val="left"/>
+      <w:pPr>
+        <w:ind w:left="3600" w:hanging="360"/>
+      </w:pPr>
+    </w:lvl>
+    <w:lvl w:ilvl="5">
+      <w:start w:val="2"/>
+      <w:numFmt w:val="decimal"/>
+      <w:lvlText w:val="%6."/>
+      <w:lvlJc w:val="left"/>
+      <w:pPr>
+        <w:ind w:left="4320" w:hanging="360"/>
+      </w:pPr>
+    </w:lvl>
+    <w:lvl w:ilvl="6">
+      <w:start w:val="2"/>
+      <w:numFmt w:val="decimal"/>
+      <w:lvlText w:val="%7."/>
+      <w:lvlJc w:val="left"/>
+      <w:pPr>
+        <w:ind w:left="5040" w:hanging="360"/>
+      </w:pPr>
+    </w:lvl>
+    <w:lvl w:ilvl="7">
+      <w:start w:val="2"/>
+      <w:numFmt w:val="decimal"/>
+      <w:lvlText w:val="%8."/>
+      <w:lvlJc w:val="left"/>
+      <w:pPr>
+        <w:ind w:left="5760" w:hanging="360"/>
+      </w:pPr>
+    </w:lvl>
+    <w:lvl w:ilvl="8">
+      <w:start w:val="2"/>
+      <w:numFmt w:val="decimal"/>
+      <w:lvlText w:val="%9."/>
+      <w:lvlJc w:val="left"/>
+      <w:pPr>
+        <w:ind w:left="6480" w:hanging="360"/>
+      </w:pPr>
+    </w:lvl>
+  </w:abstractNum>
+  <w:abstractNum w:abstractNumId="99413">
+    <w:nsid w:val="00A99413"/>
+    <w:multiLevelType w:val="multilevel"/>
+    <w:lvl w:ilvl="0">
+      <w:start w:val="3"/>
+      <w:numFmt w:val="decimal"/>
+      <w:lvlText w:val="%1."/>
+      <w:lvlJc w:val="left"/>
+      <w:pPr>
+        <w:ind w:left="720" w:hanging="360"/>
+      </w:pPr>
+    </w:lvl>
+    <w:lvl w:ilvl="1">
+      <w:start w:val="3"/>
+      <w:numFmt w:val="decimal"/>
+      <w:lvlText w:val="%2."/>
+      <w:lvlJc w:val="left"/>
+      <w:pPr>
+        <w:ind w:left="1440" w:hanging="360"/>
+      </w:pPr>
+    </w:lvl>
+    <w:lvl w:ilvl="2">
+      <w:start w:val="3"/>
+      <w:numFmt w:val="decimal"/>
+      <w:lvlText w:val="%3."/>
+      <w:lvlJc w:val="left"/>
+      <w:pPr>
+        <w:ind w:left="2160" w:hanging="360"/>
+      </w:pPr>
+    </w:lvl>
+    <w:lvl w:ilvl="3">
+      <w:start w:val="3"/>
+      <w:numFmt w:val="decimal"/>
+      <w:lvlText w:val="%4."/>
+      <w:lvlJc w:val="left"/>
+      <w:pPr>
+        <w:ind w:left="2880" w:hanging="360"/>
+      </w:pPr>
+    </w:lvl>
+    <w:lvl w:ilvl="4">
+      <w:start w:val="3"/>
+      <w:numFmt w:val="decimal"/>
+      <w:lvlText w:val="%5."/>
+      <w:lvlJc w:val="left"/>
+      <w:pPr>
+        <w:ind w:left="3600" w:hanging="360"/>
+      </w:pPr>
+    </w:lvl>
+    <w:lvl w:ilvl="5">
+      <w:start w:val="3"/>
+      <w:numFmt w:val="decimal"/>
+      <w:lvlText w:val="%6."/>
+      <w:lvlJc w:val="left"/>
+      <w:pPr>
+        <w:ind w:left="4320" w:hanging="360"/>
+      </w:pPr>
+    </w:lvl>
+    <w:lvl w:ilvl="6">
+      <w:start w:val="3"/>
+      <w:numFmt w:val="decimal"/>
+      <w:lvlText w:val="%7."/>
+      <w:lvlJc w:val="left"/>
+      <w:pPr>
+        <w:ind w:left="5040" w:hanging="360"/>
+      </w:pPr>
+    </w:lvl>
+    <w:lvl w:ilvl="7">
+      <w:start w:val="3"/>
+      <w:numFmt w:val="decimal"/>
+      <w:lvlText w:val="%8."/>
+      <w:lvlJc w:val="left"/>
+      <w:pPr>
+        <w:ind w:left="5760" w:hanging="360"/>
+      </w:pPr>
+    </w:lvl>
+    <w:lvl w:ilvl="8">
+      <w:start w:val="3"/>
+      <w:numFmt w:val="decimal"/>
+      <w:lvlText w:val="%9."/>
+      <w:lvlJc w:val="left"/>
+      <w:pPr>
+        <w:ind w:left="6480" w:hanging="360"/>
+      </w:pPr>
+    </w:lvl>
+  </w:abstractNum>
   <w:num w:numId="1000">
     <w:abstractNumId w:val="990"/>
   </w:num>
@@ -2766,13 +2996,94 @@
     <w:abstractNumId w:val="991"/>
   </w:num>
   <w:num w:numId="1023">
-    <w:abstractNumId w:val="991"/>
+    <w:abstractNumId w:val="99411"/>
+    <w:lvlOverride w:ilvl="0">
+      <w:startOverride w:val="1"/>
+    </w:lvlOverride>
+    <w:lvlOverride w:ilvl="1">
+      <w:startOverride w:val="1"/>
+    </w:lvlOverride>
+    <w:lvlOverride w:ilvl="2">
+      <w:startOverride w:val="1"/>
+    </w:lvlOverride>
+    <w:lvlOverride w:ilvl="3">
+      <w:startOverride w:val="1"/>
+    </w:lvlOverride>
+    <w:lvlOverride w:ilvl="4">
+      <w:startOverride w:val="1"/>
+    </w:lvlOverride>
+    <w:lvlOverride w:ilvl="5">
+      <w:startOverride w:val="1"/>
+    </w:lvlOverride>
+    <w:lvlOverride w:ilvl="6">
+      <w:startOverride w:val="1"/>
+    </w:lvlOverride>
+    <w:lvlOverride w:ilvl="7">
+      <w:startOverride w:val="1"/>
+    </w:lvlOverride>
+    <w:lvlOverride w:ilvl="8">
+      <w:startOverride w:val="1"/>
+    </w:lvlOverride>
   </w:num>
   <w:num w:numId="1024">
-    <w:abstractNumId w:val="991"/>
+    <w:abstractNumId w:val="99412"/>
+    <w:lvlOverride w:ilvl="0">
+      <w:startOverride w:val="2"/>
+    </w:lvlOverride>
+    <w:lvlOverride w:ilvl="1">
+      <w:startOverride w:val="2"/>
+    </w:lvlOverride>
+    <w:lvlOverride w:ilvl="2">
+      <w:startOverride w:val="2"/>
+    </w:lvlOverride>
+    <w:lvlOverride w:ilvl="3">
+      <w:startOverride w:val="2"/>
+    </w:lvlOverride>
+    <w:lvlOverride w:ilvl="4">
+      <w:startOverride w:val="2"/>
+    </w:lvlOverride>
+    <w:lvlOverride w:ilvl="5">
+      <w:startOverride w:val="2"/>
+    </w:lvlOverride>
+    <w:lvlOverride w:ilvl="6">
+      <w:startOverride w:val="2"/>
+    </w:lvlOverride>
+    <w:lvlOverride w:ilvl="7">
+      <w:startOverride w:val="2"/>
+    </w:lvlOverride>
+    <w:lvlOverride w:ilvl="8">
+      <w:startOverride w:val="2"/>
+    </w:lvlOverride>
   </w:num>
   <w:num w:numId="1025">
-    <w:abstractNumId w:val="991"/>
+    <w:abstractNumId w:val="99413"/>
+    <w:lvlOverride w:ilvl="0">
+      <w:startOverride w:val="3"/>
+    </w:lvlOverride>
+    <w:lvlOverride w:ilvl="1">
+      <w:startOverride w:val="3"/>
+    </w:lvlOverride>
+    <w:lvlOverride w:ilvl="2">
+      <w:startOverride w:val="3"/>
+    </w:lvlOverride>
+    <w:lvlOverride w:ilvl="3">
+      <w:startOverride w:val="3"/>
+    </w:lvlOverride>
+    <w:lvlOverride w:ilvl="4">
+      <w:startOverride w:val="3"/>
+    </w:lvlOverride>
+    <w:lvlOverride w:ilvl="5">
+      <w:startOverride w:val="3"/>
+    </w:lvlOverride>
+    <w:lvlOverride w:ilvl="6">
+      <w:startOverride w:val="3"/>
+    </w:lvlOverride>
+    <w:lvlOverride w:ilvl="7">
+      <w:startOverride w:val="3"/>
+    </w:lvlOverride>
+    <w:lvlOverride w:ilvl="8">
+      <w:startOverride w:val="3"/>
+    </w:lvlOverride>
   </w:num>
   <w:num w:numId="1026">
     <w:abstractNumId w:val="991"/>
@@ -2835,6 +3146,15 @@
     <w:abstractNumId w:val="991"/>
   </w:num>
   <w:num w:numId="1046">
+    <w:abstractNumId w:val="991"/>
+  </w:num>
+  <w:num w:numId="1047">
+    <w:abstractNumId w:val="991"/>
+  </w:num>
+  <w:num w:numId="1048">
+    <w:abstractNumId w:val="991"/>
+  </w:num>
+  <w:num w:numId="1049">
     <w:abstractNumId w:val="991"/>
   </w:num>
 </w:numbering>

--- a/docs/Course/GE2021/03_Lecture_Note/LectureNote_Chad/PPT/chapter2/chapter2_note.docx
+++ b/docs/Course/GE2021/03_Lecture_Note/LectureNote_Chad/PPT/chapter2/chapter2_note.docx
@@ -31,7 +31,7 @@
         <w:pStyle w:val="Date"/>
       </w:pPr>
       <w:r>
-        <w:t xml:space="preserve">Sun, 9 March 2025</w:t>
+        <w:t xml:space="preserve">Tue, 11 March 2025</w:t>
       </w:r>
     </w:p>
     <w:bookmarkStart w:id="22" w:name="learning-objectives"/>

--- a/docs/Course/GE2021/03_Lecture_Note/LectureNote_Chad/PPT/chapter2/chapter2_note.docx
+++ b/docs/Course/GE2021/03_Lecture_Note/LectureNote_Chad/PPT/chapter2/chapter2_note.docx
@@ -31,7 +31,7 @@
         <w:pStyle w:val="Date"/>
       </w:pPr>
       <w:r>
-        <w:t xml:space="preserve">Tue, 11 March 2025</w:t>
+        <w:t xml:space="preserve">Thu, 13 March 2025</w:t>
       </w:r>
     </w:p>
     <w:bookmarkStart w:id="22" w:name="learning-objectives"/>

--- a/docs/Course/GE2021/03_Lecture_Note/LectureNote_Chad/PPT/chapter2/chapter2_note.docx
+++ b/docs/Course/GE2021/03_Lecture_Note/LectureNote_Chad/PPT/chapter2/chapter2_note.docx
@@ -31,7 +31,7 @@
         <w:pStyle w:val="Date"/>
       </w:pPr>
       <w:r>
-        <w:t xml:space="preserve">Thu, 13 March 2025</w:t>
+        <w:t xml:space="preserve">Fri, 21 March 2025</w:t>
       </w:r>
     </w:p>
     <w:bookmarkStart w:id="22" w:name="learning-objectives"/>

--- a/docs/Course/GE2021/03_Lecture_Note/LectureNote_Chad/PPT/chapter2/chapter2_note.docx
+++ b/docs/Course/GE2021/03_Lecture_Note/LectureNote_Chad/PPT/chapter2/chapter2_note.docx
@@ -31,7 +31,7 @@
         <w:pStyle w:val="Date"/>
       </w:pPr>
       <w:r>
-        <w:t xml:space="preserve">Fri, 21 March 2025</w:t>
+        <w:t xml:space="preserve">Sat, 22 March 2025</w:t>
       </w:r>
     </w:p>
     <w:bookmarkStart w:id="22" w:name="learning-objectives"/>

--- a/docs/Course/GE2021/03_Lecture_Note/LectureNote_Chad/PPT/chapter2/chapter2_note.docx
+++ b/docs/Course/GE2021/03_Lecture_Note/LectureNote_Chad/PPT/chapter2/chapter2_note.docx
@@ -7,7 +7,37 @@
         <w:pStyle w:val="Title"/>
       </w:pPr>
       <w:r>
-        <w:t xml:space="preserve">[Lecture Note] Formulating a Research Question</w:t>
+        <w:t xml:space="preserve">[Lecture</w:t>
+      </w:r>
+      <w:r>
+        <w:t xml:space="preserve"> </w:t>
+      </w:r>
+      <w:r>
+        <w:t xml:space="preserve">Note]</w:t>
+      </w:r>
+      <w:r>
+        <w:t xml:space="preserve"> </w:t>
+      </w:r>
+      <w:r>
+        <w:t xml:space="preserve">Formulating</w:t>
+      </w:r>
+      <w:r>
+        <w:t xml:space="preserve"> </w:t>
+      </w:r>
+      <w:r>
+        <w:t xml:space="preserve">a</w:t>
+      </w:r>
+      <w:r>
+        <w:t xml:space="preserve"> </w:t>
+      </w:r>
+      <w:r>
+        <w:t xml:space="preserve">Research</w:t>
+      </w:r>
+      <w:r>
+        <w:t xml:space="preserve"> </w:t>
+      </w:r>
+      <w:r>
+        <w:t xml:space="preserve">Question</w:t>
       </w:r>
     </w:p>
     <w:p>
@@ -15,7 +45,31 @@
         <w:pStyle w:val="Subtitle"/>
       </w:pPr>
       <w:r>
-        <w:t xml:space="preserve">GE2021 Research Technology, Spring 2025</w:t>
+        <w:t xml:space="preserve">GE2021</w:t>
+      </w:r>
+      <w:r>
+        <w:t xml:space="preserve"> </w:t>
+      </w:r>
+      <w:r>
+        <w:t xml:space="preserve">Research</w:t>
+      </w:r>
+      <w:r>
+        <w:t xml:space="preserve"> </w:t>
+      </w:r>
+      <w:r>
+        <w:t xml:space="preserve">Technology,</w:t>
+      </w:r>
+      <w:r>
+        <w:t xml:space="preserve"> </w:t>
+      </w:r>
+      <w:r>
+        <w:t xml:space="preserve">Spring</w:t>
+      </w:r>
+      <w:r>
+        <w:t xml:space="preserve"> </w:t>
+      </w:r>
+      <w:r>
+        <w:t xml:space="preserve">2025</w:t>
       </w:r>
     </w:p>
     <w:p>
@@ -23,7 +77,19 @@
         <w:pStyle w:val="Author"/>
       </w:pPr>
       <w:r>
-        <w:t xml:space="preserve">Chad (Chungil Chae)</w:t>
+        <w:t xml:space="preserve">Chad</w:t>
+      </w:r>
+      <w:r>
+        <w:t xml:space="preserve"> </w:t>
+      </w:r>
+      <w:r>
+        <w:t xml:space="preserve">(Chungil</w:t>
+      </w:r>
+      <w:r>
+        <w:t xml:space="preserve"> </w:t>
+      </w:r>
+      <w:r>
+        <w:t xml:space="preserve">Chae)</w:t>
       </w:r>
     </w:p>
     <w:p>
@@ -31,7 +97,33 @@
         <w:pStyle w:val="Date"/>
       </w:pPr>
       <w:r>
-        <w:t xml:space="preserve">Fri, 23 May 2025</w:t>
+        <w:t xml:space="preserve">Sun,</w:t>
+      </w:r>
+      <w:r>
+        <w:t xml:space="preserve"> </w:t>
+      </w:r>
+      <w:r>
+        <w:t xml:space="preserve">25</w:t>
+      </w:r>
+      <w:r>
+        <w:t xml:space="preserve"> </w:t>
+      </w:r>
+      <w:r>
+        <w:t xml:space="preserve">May</w:t>
+      </w:r>
+      <w:r>
+        <w:t xml:space="preserve"> </w:t>
+      </w:r>
+      <w:r>
+        <w:t xml:space="preserve">2025</w:t>
+      </w:r>
+    </w:p>
+    <w:p>
+      <w:pPr>
+        <w:pStyle w:val="AbstractTitle"/>
+      </w:pPr>
+      <w:r>
+        <w:t xml:space="preserve">Abstract</w:t>
       </w:r>
     </w:p>
     <w:bookmarkStart w:id="22" w:name="learning-objectives"/>
@@ -187,7 +279,13 @@
         <w:t xml:space="preserve"> </w:t>
       </w:r>
       <w:r>
-        <w:t xml:space="preserve">“Grand Challenges”</w:t>
+        <w:t xml:space="preserve">“</w:t>
+      </w:r>
+      <w:r>
+        <w:t xml:space="preserve">Grand Challenges</w:t>
+      </w:r>
+      <w:r>
+        <w:t xml:space="preserve">”</w:t>
       </w:r>
     </w:p>
     <w:p>
@@ -2101,7 +2199,13 @@
         <w:t xml:space="preserve"> </w:t>
       </w:r>
       <w:r>
-        <w:t xml:space="preserve">“three research topics”</w:t>
+        <w:t xml:space="preserve">“</w:t>
+      </w:r>
+      <w:r>
+        <w:t xml:space="preserve">three research topics</w:t>
+      </w:r>
+      <w:r>
+        <w:t xml:space="preserve">”</w:t>
       </w:r>
       <w:r>
         <w:t xml:space="preserve"> </w:t>
@@ -2173,7 +2277,13 @@
         <w:t xml:space="preserve"> </w:t>
       </w:r>
       <w:r>
-        <w:t xml:space="preserve">“Colquitt, J. A., &amp; George, G. (2011). Publishing in AMJ—part 1: Topic choice. Academy of management journal. Academy of Management Briarcliff Manor, NY.”</w:t>
+        <w:t xml:space="preserve">“</w:t>
+      </w:r>
+      <w:r>
+        <w:t xml:space="preserve">Colquitt, J. A., &amp; George, G. (2011). Publishing in AMJ—part 1: Topic choice. Academy of management journal. Academy of Management Briarcliff Manor, NY.</w:t>
+      </w:r>
+      <w:r>
+        <w:t xml:space="preserve">”</w:t>
       </w:r>
       <w:r>
         <w:t xml:space="preserve"> </w:t>
@@ -2197,7 +2307,13 @@
         <w:t xml:space="preserve"> </w:t>
       </w:r>
       <w:r>
-        <w:t xml:space="preserve">“Publishing in AMJ—part 1: Topic choice”</w:t>
+        <w:t xml:space="preserve">“</w:t>
+      </w:r>
+      <w:r>
+        <w:t xml:space="preserve">Publishing in AMJ—part 1: Topic choice</w:t>
+      </w:r>
+      <w:r>
+        <w:t xml:space="preserve">”</w:t>
       </w:r>
       <w:r>
         <w:t xml:space="preserve"> </w:t>
@@ -3242,7 +3358,7 @@
   </w:style>
   <w:style w:styleId="Subtitle" w:type="paragraph">
     <w:name w:val="Subtitle"/>
-    <w:basedOn w:val="Title"/>
+    <w:basedOn w:val="Normal"/>
     <w:next w:val="BodyText"/>
     <w:link w:val="SubtitleChar"/>
     <w:uiPriority w:val="11"/>
@@ -3255,6 +3371,7 @@
     </w:pPr>
     <w:rPr>
       <w:rFonts w:cstheme="majorBidi" w:eastAsiaTheme="majorEastAsia"/>
+      <w:color w:themeColor="text1" w:themeTint="A6" w:val="595959"/>
       <w:spacing w:val="15"/>
       <w:sz w:val="28"/>
       <w:szCs w:val="28"/>
@@ -3307,6 +3424,7 @@
     </w:pPr>
     <w:rPr>
       <w:b/>
+      <w:color w:val="345A8A"/>
       <w:sz w:val="20"/>
       <w:szCs w:val="20"/>
     </w:rPr>

--- a/docs/Course/GE2021/03_Lecture_Note/LectureNote_Chad/PPT/chapter2/chapter2_note.docx
+++ b/docs/Course/GE2021/03_Lecture_Note/LectureNote_Chad/PPT/chapter2/chapter2_note.docx
@@ -7,37 +7,7 @@
         <w:pStyle w:val="Title"/>
       </w:pPr>
       <w:r>
-        <w:t xml:space="preserve">[Lecture</w:t>
-      </w:r>
-      <w:r>
-        <w:t xml:space="preserve"> </w:t>
-      </w:r>
-      <w:r>
-        <w:t xml:space="preserve">Note]</w:t>
-      </w:r>
-      <w:r>
-        <w:t xml:space="preserve"> </w:t>
-      </w:r>
-      <w:r>
-        <w:t xml:space="preserve">Formulating</w:t>
-      </w:r>
-      <w:r>
-        <w:t xml:space="preserve"> </w:t>
-      </w:r>
-      <w:r>
-        <w:t xml:space="preserve">a</w:t>
-      </w:r>
-      <w:r>
-        <w:t xml:space="preserve"> </w:t>
-      </w:r>
-      <w:r>
-        <w:t xml:space="preserve">Research</w:t>
-      </w:r>
-      <w:r>
-        <w:t xml:space="preserve"> </w:t>
-      </w:r>
-      <w:r>
-        <w:t xml:space="preserve">Question</w:t>
+        <w:t xml:space="preserve">[Lecture Note] Formulating a Research Question</w:t>
       </w:r>
     </w:p>
     <w:p>
@@ -45,31 +15,7 @@
         <w:pStyle w:val="Subtitle"/>
       </w:pPr>
       <w:r>
-        <w:t xml:space="preserve">GE2021</w:t>
-      </w:r>
-      <w:r>
-        <w:t xml:space="preserve"> </w:t>
-      </w:r>
-      <w:r>
-        <w:t xml:space="preserve">Research</w:t>
-      </w:r>
-      <w:r>
-        <w:t xml:space="preserve"> </w:t>
-      </w:r>
-      <w:r>
-        <w:t xml:space="preserve">Technology,</w:t>
-      </w:r>
-      <w:r>
-        <w:t xml:space="preserve"> </w:t>
-      </w:r>
-      <w:r>
-        <w:t xml:space="preserve">Spring</w:t>
-      </w:r>
-      <w:r>
-        <w:t xml:space="preserve"> </w:t>
-      </w:r>
-      <w:r>
-        <w:t xml:space="preserve">2025</w:t>
+        <w:t xml:space="preserve">GE2021 Research Technology, Spring 2025</w:t>
       </w:r>
     </w:p>
     <w:p>
@@ -77,19 +23,7 @@
         <w:pStyle w:val="Author"/>
       </w:pPr>
       <w:r>
-        <w:t xml:space="preserve">Chad</w:t>
-      </w:r>
-      <w:r>
-        <w:t xml:space="preserve"> </w:t>
-      </w:r>
-      <w:r>
-        <w:t xml:space="preserve">(Chungil</w:t>
-      </w:r>
-      <w:r>
-        <w:t xml:space="preserve"> </w:t>
-      </w:r>
-      <w:r>
-        <w:t xml:space="preserve">Chae)</w:t>
+        <w:t xml:space="preserve">Chad (Chungil Chae)</w:t>
       </w:r>
     </w:p>
     <w:p>
@@ -97,33 +31,7 @@
         <w:pStyle w:val="Date"/>
       </w:pPr>
       <w:r>
-        <w:t xml:space="preserve">Sun,</w:t>
-      </w:r>
-      <w:r>
-        <w:t xml:space="preserve"> </w:t>
-      </w:r>
-      <w:r>
-        <w:t xml:space="preserve">25</w:t>
-      </w:r>
-      <w:r>
-        <w:t xml:space="preserve"> </w:t>
-      </w:r>
-      <w:r>
-        <w:t xml:space="preserve">May</w:t>
-      </w:r>
-      <w:r>
-        <w:t xml:space="preserve"> </w:t>
-      </w:r>
-      <w:r>
-        <w:t xml:space="preserve">2025</w:t>
-      </w:r>
-    </w:p>
-    <w:p>
-      <w:pPr>
-        <w:pStyle w:val="AbstractTitle"/>
-      </w:pPr>
-      <w:r>
-        <w:t xml:space="preserve">Abstract</w:t>
+        <w:t xml:space="preserve">Mon, 26 May 2025</w:t>
       </w:r>
     </w:p>
     <w:bookmarkStart w:id="22" w:name="learning-objectives"/>
@@ -279,13 +187,7 @@
         <w:t xml:space="preserve"> </w:t>
       </w:r>
       <w:r>
-        <w:t xml:space="preserve">“</w:t>
-      </w:r>
-      <w:r>
-        <w:t xml:space="preserve">Grand Challenges</w:t>
-      </w:r>
-      <w:r>
-        <w:t xml:space="preserve">”</w:t>
+        <w:t xml:space="preserve">“Grand Challenges”</w:t>
       </w:r>
     </w:p>
     <w:p>
@@ -2199,13 +2101,7 @@
         <w:t xml:space="preserve"> </w:t>
       </w:r>
       <w:r>
-        <w:t xml:space="preserve">“</w:t>
-      </w:r>
-      <w:r>
-        <w:t xml:space="preserve">three research topics</w:t>
-      </w:r>
-      <w:r>
-        <w:t xml:space="preserve">”</w:t>
+        <w:t xml:space="preserve">“three research topics”</w:t>
       </w:r>
       <w:r>
         <w:t xml:space="preserve"> </w:t>
@@ -2277,13 +2173,7 @@
         <w:t xml:space="preserve"> </w:t>
       </w:r>
       <w:r>
-        <w:t xml:space="preserve">“</w:t>
-      </w:r>
-      <w:r>
-        <w:t xml:space="preserve">Colquitt, J. A., &amp; George, G. (2011). Publishing in AMJ—part 1: Topic choice. Academy of management journal. Academy of Management Briarcliff Manor, NY.</w:t>
-      </w:r>
-      <w:r>
-        <w:t xml:space="preserve">”</w:t>
+        <w:t xml:space="preserve">“Colquitt, J. A., &amp; George, G. (2011). Publishing in AMJ—part 1: Topic choice. Academy of management journal. Academy of Management Briarcliff Manor, NY.”</w:t>
       </w:r>
       <w:r>
         <w:t xml:space="preserve"> </w:t>
@@ -2307,13 +2197,7 @@
         <w:t xml:space="preserve"> </w:t>
       </w:r>
       <w:r>
-        <w:t xml:space="preserve">“</w:t>
-      </w:r>
-      <w:r>
-        <w:t xml:space="preserve">Publishing in AMJ—part 1: Topic choice</w:t>
-      </w:r>
-      <w:r>
-        <w:t xml:space="preserve">”</w:t>
+        <w:t xml:space="preserve">“Publishing in AMJ—part 1: Topic choice”</w:t>
       </w:r>
       <w:r>
         <w:t xml:space="preserve"> </w:t>
@@ -3358,7 +3242,7 @@
   </w:style>
   <w:style w:styleId="Subtitle" w:type="paragraph">
     <w:name w:val="Subtitle"/>
-    <w:basedOn w:val="Normal"/>
+    <w:basedOn w:val="Title"/>
     <w:next w:val="BodyText"/>
     <w:link w:val="SubtitleChar"/>
     <w:uiPriority w:val="11"/>
@@ -3371,7 +3255,6 @@
     </w:pPr>
     <w:rPr>
       <w:rFonts w:cstheme="majorBidi" w:eastAsiaTheme="majorEastAsia"/>
-      <w:color w:themeColor="text1" w:themeTint="A6" w:val="595959"/>
       <w:spacing w:val="15"/>
       <w:sz w:val="28"/>
       <w:szCs w:val="28"/>
@@ -3424,7 +3307,6 @@
     </w:pPr>
     <w:rPr>
       <w:b/>
-      <w:color w:val="345A8A"/>
       <w:sz w:val="20"/>
       <w:szCs w:val="20"/>
     </w:rPr>
